--- a/docs/TuMuPl-Beschreibung_cleanedUp.docx
+++ b/docs/TuMuPl-Beschreibung_cleanedUp.docx
@@ -252,43 +252,7 @@
             <w:szCs w:val="22"/>
             <w:lang w:val="en-GB"/>
           </w:rPr>
-          <m:t xml:space="preserve">t, t+w, t+2w, </m:t>
-        </m:r>
-        <m:r>
-          <w:rPr>
-            <w:rFonts w:ascii="Cambria Math" w:hAnsi="Cambria Math"/>
-            <w:sz w:val="22"/>
-            <w:szCs w:val="22"/>
-            <w:lang w:val="en-GB"/>
-          </w:rPr>
-          <m:t>…</m:t>
-        </m:r>
-        <m:r>
-          <w:rPr>
-            <w:rFonts w:ascii="Cambria Math" w:hAnsi="Cambria Math"/>
-            <w:sz w:val="22"/>
-            <w:szCs w:val="22"/>
-            <w:lang w:val="en-GB"/>
-          </w:rPr>
-          <m:t>, t+k</m:t>
-        </m:r>
-        <m:r>
-          <w:rPr>
-            <w:rFonts w:ascii="Cambria Math" w:hAnsi="Cambria Math"/>
-            <w:sz w:val="22"/>
-            <w:szCs w:val="22"/>
-            <w:lang w:val="en-GB"/>
-          </w:rPr>
-          <m:t xml:space="preserve">; </m:t>
-        </m:r>
-        <m:r>
-          <w:rPr>
-            <w:rFonts w:ascii="Cambria Math" w:hAnsi="Cambria Math"/>
-            <w:sz w:val="22"/>
-            <w:szCs w:val="22"/>
-            <w:lang w:val="en-GB"/>
-          </w:rPr>
-          <m:t>w, k</m:t>
+          <m:t>t, t+w, t+2w, …, t+k; w, k</m:t>
         </m:r>
         <m:r>
           <m:rPr>
@@ -387,9 +351,38 @@
           <w:rFonts w:ascii="Cambria Math" w:hAnsi="Cambria Math"/>
           <w:sz w:val="22"/>
           <w:szCs w:val="22"/>
-          <w:lang w:val="en-GB"/>
-        </w:rPr>
-        <w:t xml:space="preserve">The complete shift set, that has to be allocated on the strategical planning level, may be divided into different snakes of different length. As a worker rotates only in the own snake the snake building can help to achieve an almost equal distribution of attractive or unattractive shifts, e.g. weekend or night shifts. In order to be more specific let us introduce the following definitions: </w:t>
+          <w:highlight w:val="cyan"/>
+          <w:lang w:val="en-GB"/>
+        </w:rPr>
+        <w:t>The complete shift set</w:t>
+      </w:r>
+      <w:r>
+        <w:rPr>
+          <w:rFonts w:ascii="Cambria Math" w:hAnsi="Cambria Math"/>
+          <w:sz w:val="22"/>
+          <w:szCs w:val="22"/>
+          <w:lang w:val="en-GB"/>
+        </w:rPr>
+        <w:t xml:space="preserve">, that has to be allocated on the strategical planning level, </w:t>
+      </w:r>
+      <w:r>
+        <w:rPr>
+          <w:rFonts w:ascii="Cambria Math" w:hAnsi="Cambria Math"/>
+          <w:sz w:val="22"/>
+          <w:szCs w:val="22"/>
+          <w:highlight w:val="cyan"/>
+          <w:lang w:val="en-GB"/>
+        </w:rPr>
+        <w:t>may be divided into different snakes of different length</w:t>
+      </w:r>
+      <w:r>
+        <w:rPr>
+          <w:rFonts w:ascii="Cambria Math" w:hAnsi="Cambria Math"/>
+          <w:sz w:val="22"/>
+          <w:szCs w:val="22"/>
+          <w:lang w:val="en-GB"/>
+        </w:rPr>
+        <w:t xml:space="preserve">. As a worker rotates only in the own snake the snake building can help to achieve an almost equal distribution of attractive or unattractive shifts, e.g. weekend or night shifts. In order to be more specific let us introduce the following definitions: </w:t>
       </w:r>
     </w:p>
     <w:p>
@@ -468,13 +461,24 @@
           <w:szCs w:val="22"/>
           <w:lang w:val="en-GB"/>
         </w:rPr>
-        <w:t>by a six-entry number code followed by a six character abbreviation and the days of the week where this shift is supposed to be worked off. A shift may be split into two linked subshifts</w:t>
-      </w:r>
-      <w:r>
-        <w:rPr>
-          <w:rFonts w:ascii="Cambria Math" w:hAnsi="Cambria Math"/>
-          <w:sz w:val="22"/>
-          <w:szCs w:val="22"/>
+        <w:t xml:space="preserve">by a six-entry number code followed by a six character abbreviation and the days of the week where this shift is supposed to be worked off. </w:t>
+      </w:r>
+      <w:r>
+        <w:rPr>
+          <w:rFonts w:ascii="Cambria Math" w:hAnsi="Cambria Math"/>
+          <w:sz w:val="22"/>
+          <w:szCs w:val="22"/>
+          <w:highlight w:val="cyan"/>
+          <w:lang w:val="en-GB"/>
+        </w:rPr>
+        <w:t>A shift may be split into two linked subshifts</w:t>
+      </w:r>
+      <w:r>
+        <w:rPr>
+          <w:rFonts w:ascii="Cambria Math" w:hAnsi="Cambria Math"/>
+          <w:sz w:val="22"/>
+          <w:szCs w:val="22"/>
+          <w:highlight w:val="cyan"/>
           <w:lang w:val="en-GB"/>
         </w:rPr>
         <w:t xml:space="preserve"> </w:t>
@@ -484,9 +488,19 @@
           <w:rFonts w:ascii="Cambria Math" w:hAnsi="Cambria Math"/>
           <w:sz w:val="22"/>
           <w:szCs w:val="22"/>
-          <w:lang w:val="en-GB"/>
-        </w:rPr>
-        <w:t xml:space="preserve">both possibly separated by a break. Start and end times of the subshifts are arbitrary, however, they are described by a five entry string. The first two entries are the start hour, the last two entries the minutes. Hours and minutes are separated by a ‘:’. </w:t>
+          <w:highlight w:val="cyan"/>
+          <w:lang w:val="en-GB"/>
+        </w:rPr>
+        <w:t>both possibly separated by a break. Start and end times of the subshifts are arbitrary, however, they are described by a five entry string. The first two entries are the start hour, the last two entries the minutes.</w:t>
+      </w:r>
+      <w:r>
+        <w:rPr>
+          <w:rFonts w:ascii="Cambria Math" w:hAnsi="Cambria Math"/>
+          <w:sz w:val="22"/>
+          <w:szCs w:val="22"/>
+          <w:lang w:val="en-GB"/>
+        </w:rPr>
+        <w:t xml:space="preserve"> Hours and minutes are separated by a ‘:’. </w:t>
       </w:r>
       <w:r>
         <w:rPr>
@@ -1022,6 +1036,7 @@
           <w:rFonts w:ascii="Cambria Math" w:hAnsi="Cambria Math"/>
           <w:sz w:val="22"/>
           <w:szCs w:val="22"/>
+          <w:highlight w:val="cyan"/>
           <w:lang w:val="en-GB"/>
         </w:rPr>
         <w:t>The system may be extended such that a snake consists of</w:t>
@@ -1031,6 +1046,7 @@
           <w:rFonts w:ascii="Cambria Math" w:hAnsi="Cambria Math"/>
           <w:sz w:val="22"/>
           <w:szCs w:val="22"/>
+          <w:highlight w:val="cyan"/>
           <w:lang w:val="en-GB"/>
         </w:rPr>
         <w:t xml:space="preserve"> </w:t>
@@ -1040,6 +1056,7 @@
           <w:rFonts w:ascii="Cambria Math" w:hAnsi="Cambria Math"/>
           <w:sz w:val="22"/>
           <w:szCs w:val="22"/>
+          <w:highlight w:val="cyan"/>
           <w:lang w:val="en-GB"/>
         </w:rPr>
         <w:t>a multiple of</w:t>
@@ -1049,6 +1066,7 @@
           <w:rFonts w:ascii="Cambria Math" w:hAnsi="Cambria Math"/>
           <w:sz w:val="22"/>
           <w:szCs w:val="22"/>
+          <w:highlight w:val="cyan"/>
           <w:lang w:val="en-GB"/>
         </w:rPr>
         <w:t xml:space="preserve"> </w:t>
@@ -1058,6 +1076,7 @@
           <w:rFonts w:ascii="Cambria Math" w:eastAsia="Segoe UI Symbol" w:hAnsi="Cambria Math" w:cs="Segoe UI Symbol"/>
           <w:sz w:val="22"/>
           <w:szCs w:val="22"/>
+          <w:highlight w:val="cyan"/>
           <w:lang w:val="en-GB"/>
         </w:rPr>
         <w:t>α</w:t>
@@ -1067,6 +1086,7 @@
           <w:rFonts w:ascii="Cambria Math" w:hAnsi="Cambria Math"/>
           <w:sz w:val="22"/>
           <w:szCs w:val="22"/>
+          <w:highlight w:val="cyan"/>
           <w:lang w:val="en-GB"/>
         </w:rPr>
         <w:t xml:space="preserve">w shifts, where </w:t>
@@ -1076,6 +1096,7 @@
           <w:rFonts w:ascii="Cambria Math" w:eastAsia="Segoe UI Symbol" w:hAnsi="Cambria Math" w:cs="Segoe UI Symbol"/>
           <w:sz w:val="22"/>
           <w:szCs w:val="22"/>
+          <w:highlight w:val="cyan"/>
           <w:lang w:val="en-GB"/>
         </w:rPr>
         <w:t>α</w:t>
@@ -1085,6 +1106,7 @@
           <w:rFonts w:ascii="Cambria Math" w:hAnsi="Cambria Math"/>
           <w:sz w:val="22"/>
           <w:szCs w:val="22"/>
+          <w:highlight w:val="cyan"/>
           <w:lang w:val="en-GB"/>
         </w:rPr>
         <w:t xml:space="preserve"> is an integer defining a </w:t>
@@ -1095,6 +1117,7 @@
           <w:b/>
           <w:sz w:val="22"/>
           <w:szCs w:val="22"/>
+          <w:highlight w:val="cyan"/>
           <w:lang w:val="en-GB"/>
         </w:rPr>
         <w:t xml:space="preserve">shift pattern </w:t>
@@ -1104,6 +1127,7 @@
           <w:rFonts w:ascii="Cambria Math" w:eastAsia="Segoe UI Symbol" w:hAnsi="Cambria Math" w:cs="Segoe UI Symbol"/>
           <w:sz w:val="22"/>
           <w:szCs w:val="22"/>
+          <w:highlight w:val="cyan"/>
           <w:lang w:val="en-GB"/>
         </w:rPr>
         <w:t>Π</w:t>
@@ -1113,6 +1137,7 @@
           <w:rFonts w:ascii="Cambria Math" w:hAnsi="Cambria Math"/>
           <w:sz w:val="22"/>
           <w:szCs w:val="22"/>
+          <w:highlight w:val="cyan"/>
           <w:lang w:val="en-GB"/>
         </w:rPr>
         <w:t xml:space="preserve">. A </w:t>
@@ -1123,6 +1148,7 @@
           <w:b/>
           <w:sz w:val="22"/>
           <w:szCs w:val="22"/>
+          <w:highlight w:val="cyan"/>
           <w:lang w:val="en-GB"/>
         </w:rPr>
         <w:t xml:space="preserve">SHIFT PATTERN </w:t>
@@ -1132,6 +1158,7 @@
           <w:rFonts w:ascii="Cambria Math" w:eastAsia="Segoe UI Symbol" w:hAnsi="Cambria Math" w:cs="Segoe UI Symbol"/>
           <w:sz w:val="22"/>
           <w:szCs w:val="22"/>
+          <w:highlight w:val="cyan"/>
           <w:lang w:val="en-GB"/>
         </w:rPr>
         <w:t>Π</w:t>
@@ -1142,6 +1169,7 @@
           <w:b/>
           <w:sz w:val="22"/>
           <w:szCs w:val="22"/>
+          <w:highlight w:val="cyan"/>
           <w:lang w:val="en-GB"/>
         </w:rPr>
         <w:t xml:space="preserve"> </w:t>
@@ -1151,6 +1179,7 @@
           <w:rFonts w:ascii="Cambria Math" w:hAnsi="Cambria Math"/>
           <w:sz w:val="22"/>
           <w:szCs w:val="22"/>
+          <w:highlight w:val="cyan"/>
           <w:lang w:val="en-GB"/>
         </w:rPr>
         <w:t xml:space="preserve">is a sequence of </w:t>
@@ -1160,6 +1189,7 @@
           <w:rFonts w:ascii="Cambria Math" w:eastAsia="Segoe UI Symbol" w:hAnsi="Cambria Math" w:cs="Segoe UI Symbol"/>
           <w:sz w:val="22"/>
           <w:szCs w:val="22"/>
+          <w:highlight w:val="cyan"/>
           <w:lang w:val="en-GB"/>
         </w:rPr>
         <w:t>α</w:t>
@@ -1169,6 +1199,7 @@
           <w:rFonts w:ascii="Cambria Math" w:hAnsi="Cambria Math"/>
           <w:sz w:val="22"/>
           <w:szCs w:val="22"/>
+          <w:highlight w:val="cyan"/>
           <w:lang w:val="en-GB"/>
         </w:rPr>
         <w:t xml:space="preserve"> binary entries 0 or 1, where an entry 0 defines an off day or an empty shift while an entry 1 defines a work day. A snake based on a shift pattern </w:t>
@@ -1178,6 +1209,7 @@
           <w:rFonts w:ascii="Cambria Math" w:eastAsia="Segoe UI Symbol" w:hAnsi="Cambria Math" w:cs="Segoe UI Symbol"/>
           <w:sz w:val="22"/>
           <w:szCs w:val="22"/>
+          <w:highlight w:val="cyan"/>
           <w:lang w:val="en-GB"/>
         </w:rPr>
         <w:t>Π</w:t>
@@ -1187,6 +1219,7 @@
           <w:rFonts w:ascii="Cambria Math" w:hAnsi="Cambria Math"/>
           <w:sz w:val="22"/>
           <w:szCs w:val="22"/>
+          <w:highlight w:val="cyan"/>
           <w:lang w:val="en-GB"/>
         </w:rPr>
         <w:t xml:space="preserve"> of length </w:t>
@@ -1196,6 +1229,7 @@
           <w:rFonts w:ascii="Cambria Math" w:eastAsia="Segoe UI Symbol" w:hAnsi="Cambria Math" w:cs="Segoe UI Symbol"/>
           <w:sz w:val="22"/>
           <w:szCs w:val="22"/>
+          <w:highlight w:val="cyan"/>
           <w:lang w:val="en-GB"/>
         </w:rPr>
         <w:t>α</w:t>
@@ -1205,6 +1239,7 @@
           <w:rFonts w:ascii="Cambria Math" w:hAnsi="Cambria Math"/>
           <w:sz w:val="22"/>
           <w:szCs w:val="22"/>
+          <w:highlight w:val="cyan"/>
           <w:lang w:val="en-GB"/>
         </w:rPr>
         <w:t xml:space="preserve"> is a sequence of shifts corresponding to the sequence of w times the shift pattern </w:t>
@@ -1214,6 +1249,7 @@
           <w:rFonts w:ascii="Cambria Math" w:eastAsia="Segoe UI Symbol" w:hAnsi="Cambria Math" w:cs="Segoe UI Symbol"/>
           <w:sz w:val="22"/>
           <w:szCs w:val="22"/>
+          <w:highlight w:val="cyan"/>
           <w:lang w:val="en-GB"/>
         </w:rPr>
         <w:t>Π</w:t>
@@ -1223,9 +1259,19 @@
           <w:rFonts w:ascii="Cambria Math" w:hAnsi="Cambria Math"/>
           <w:sz w:val="22"/>
           <w:szCs w:val="22"/>
-          <w:lang w:val="en-GB"/>
-        </w:rPr>
-        <w:t xml:space="preserve">, where each 0 entry defines an off day and a 1 entry should define a work day. A non-empty shift should correspond to a 1 entry. </w:t>
+          <w:highlight w:val="cyan"/>
+          <w:lang w:val="en-GB"/>
+        </w:rPr>
+        <w:t>, where each 0 entry defines an off day and a 1 entry should define a work day. A non-empty shift should correspond to a 1 entry.</w:t>
+      </w:r>
+      <w:r>
+        <w:rPr>
+          <w:rFonts w:ascii="Cambria Math" w:hAnsi="Cambria Math"/>
+          <w:sz w:val="22"/>
+          <w:szCs w:val="22"/>
+          <w:lang w:val="en-GB"/>
+        </w:rPr>
+        <w:t xml:space="preserve"> </w:t>
       </w:r>
     </w:p>
     <w:p>
@@ -1377,25 +1423,7 @@
             <w:szCs w:val="22"/>
             <w:lang w:val="en-GB"/>
           </w:rPr>
-          <m:t>,</m:t>
-        </m:r>
-        <m:r>
-          <w:rPr>
-            <w:rFonts w:ascii="Cambria Math" w:hAnsi="Cambria Math"/>
-            <w:sz w:val="22"/>
-            <w:szCs w:val="22"/>
-            <w:lang w:val="en-GB"/>
-          </w:rPr>
-          <m:t>…</m:t>
-        </m:r>
-        <m:r>
-          <w:rPr>
-            <w:rFonts w:ascii="Cambria Math" w:hAnsi="Cambria Math"/>
-            <w:sz w:val="22"/>
-            <w:szCs w:val="22"/>
-            <w:lang w:val="en-GB"/>
-          </w:rPr>
-          <m:t xml:space="preserve">, </m:t>
+          <m:t xml:space="preserve">,…, </m:t>
         </m:r>
         <m:sSub>
           <m:sSubPr>
@@ -1462,13 +1490,24 @@
           <w:szCs w:val="22"/>
           <w:lang w:val="en-GB"/>
         </w:rPr>
-        <w:t>The number of snakes in a solution may be user specified, their lengths are generated by the system. The user may specify that the lengths difference of any two snakes is at most 1. If</w:t>
-      </w:r>
-      <w:r>
-        <w:rPr>
-          <w:rFonts w:ascii="Cambria Math" w:hAnsi="Cambria Math"/>
-          <w:sz w:val="22"/>
-          <w:szCs w:val="22"/>
+        <w:t xml:space="preserve">The number of snakes in a solution may be user specified, their lengths are generated by the system. The user may specify that the lengths difference of any two snakes is at most 1. </w:t>
+      </w:r>
+      <w:r>
+        <w:rPr>
+          <w:rFonts w:ascii="Cambria Math" w:hAnsi="Cambria Math"/>
+          <w:sz w:val="22"/>
+          <w:szCs w:val="22"/>
+          <w:highlight w:val="cyan"/>
+          <w:lang w:val="en-GB"/>
+        </w:rPr>
+        <w:t>If</w:t>
+      </w:r>
+      <w:r>
+        <w:rPr>
+          <w:rFonts w:ascii="Cambria Math" w:hAnsi="Cambria Math"/>
+          <w:sz w:val="22"/>
+          <w:szCs w:val="22"/>
+          <w:highlight w:val="cyan"/>
           <w:lang w:val="en-GB"/>
         </w:rPr>
         <w:t xml:space="preserve"> </w:t>
@@ -1478,9 +1517,19 @@
           <w:rFonts w:ascii="Cambria Math" w:hAnsi="Cambria Math"/>
           <w:sz w:val="22"/>
           <w:szCs w:val="22"/>
-          <w:lang w:val="en-GB"/>
-        </w:rPr>
-        <w:t xml:space="preserve">the number of snakes is not specified then the user may define their lengths. In the latter case the snakes are all of equal length. </w:t>
+          <w:highlight w:val="cyan"/>
+          <w:lang w:val="en-GB"/>
+        </w:rPr>
+        <w:t>the number of snakes is not specified then the user may define their lengths. In the latter case the snakes are all of equal length.</w:t>
+      </w:r>
+      <w:r>
+        <w:rPr>
+          <w:rFonts w:ascii="Cambria Math" w:hAnsi="Cambria Math"/>
+          <w:sz w:val="22"/>
+          <w:szCs w:val="22"/>
+          <w:lang w:val="en-GB"/>
+        </w:rPr>
+        <w:t xml:space="preserve"> </w:t>
       </w:r>
     </w:p>
     <w:p>
@@ -1684,6 +1733,7 @@
           <w:rFonts w:ascii="Cambria Math" w:hAnsi="Cambria Math"/>
           <w:sz w:val="22"/>
           <w:szCs w:val="22"/>
+          <w:highlight w:val="cyan"/>
           <w:lang w:val="en-GB"/>
         </w:rPr>
       </w:pPr>
@@ -1743,7 +1793,17 @@
           <w:szCs w:val="22"/>
           <w:lang w:val="en-GB"/>
         </w:rPr>
-        <w:t xml:space="preserve">such an option by a parameter. It is possible to select at most 5 options simultaneously ranked in the parameter defining sequence. The first option is the most powerful one while the last one creates snakes which are least destroyed. </w:t>
+        <w:t xml:space="preserve">such an option by a parameter. </w:t>
+      </w:r>
+      <w:r>
+        <w:rPr>
+          <w:rFonts w:ascii="Cambria Math" w:hAnsi="Cambria Math"/>
+          <w:sz w:val="22"/>
+          <w:szCs w:val="22"/>
+          <w:highlight w:val="cyan"/>
+          <w:lang w:val="en-GB"/>
+        </w:rPr>
+        <w:t xml:space="preserve">It is possible to select at most 5 options simultaneously ranked in the parameter defining sequence. The first option is the most powerful one while the last one creates snakes which are least destroyed. </w:t>
       </w:r>
     </w:p>
     <w:p>
@@ -1762,6 +1822,7 @@
           <w:rFonts w:ascii="Cambria Math" w:hAnsi="Cambria Math"/>
           <w:sz w:val="22"/>
           <w:szCs w:val="22"/>
+          <w:highlight w:val="cyan"/>
           <w:lang w:val="en-GB"/>
         </w:rPr>
         <w:t>The system can be extended such that the user simultaneously may optimize a user weighted sum of the different objectives.</w:t>
@@ -3220,25 +3281,42 @@
         <w:t xml:space="preserve">classes </w:t>
       </w:r>
       <m:oMath>
-        <m:r>
-          <w:rPr>
-            <w:rFonts w:ascii="Cambria Math" w:hAnsi="Cambria Math"/>
-            <w:sz w:val="22"/>
-            <w:szCs w:val="22"/>
-            <w:lang w:val="en-GB"/>
-          </w:rPr>
-          <m:t>C</m:t>
-        </m:r>
-        <m:r>
-          <w:rPr>
-            <w:rFonts w:ascii="Cambria Math" w:hAnsi="Cambria Math"/>
-            <w:sz w:val="22"/>
-            <w:szCs w:val="22"/>
-            <w:vertAlign w:val="subscript"/>
-            <w:lang w:val="en-GB"/>
-          </w:rPr>
-          <m:t>1</m:t>
-        </m:r>
+        <m:sSub>
+          <m:sSubPr>
+            <m:ctrlPr>
+              <w:rPr>
+                <w:rFonts w:ascii="Cambria Math" w:hAnsi="Cambria Math"/>
+                <w:i/>
+                <w:sz w:val="22"/>
+                <w:szCs w:val="22"/>
+                <w:lang w:val="en-GB"/>
+              </w:rPr>
+            </m:ctrlPr>
+          </m:sSubPr>
+          <m:e>
+            <m:r>
+              <w:rPr>
+                <w:rFonts w:ascii="Cambria Math" w:hAnsi="Cambria Math"/>
+                <w:sz w:val="22"/>
+                <w:szCs w:val="22"/>
+                <w:lang w:val="en-GB"/>
+              </w:rPr>
+              <m:t>C</m:t>
+            </m:r>
+          </m:e>
+          <m:sub>
+            <m:r>
+              <w:rPr>
+                <w:rFonts w:ascii="Cambria Math" w:hAnsi="Cambria Math"/>
+                <w:sz w:val="22"/>
+                <w:szCs w:val="22"/>
+                <w:vertAlign w:val="subscript"/>
+                <w:lang w:val="en-GB"/>
+              </w:rPr>
+              <m:t>1</m:t>
+            </m:r>
+          </m:sub>
+        </m:sSub>
         <m:r>
           <w:rPr>
             <w:rFonts w:ascii="Cambria Math" w:hAnsi="Cambria Math"/>
@@ -4437,6 +4515,7 @@
               <w:rFonts w:ascii="Cambria Math" w:hAnsi="Cambria Math"/>
               <w:sz w:val="22"/>
               <w:szCs w:val="22"/>
+              <w:highlight w:val="cyan"/>
               <w:lang w:val="en-GB"/>
             </w:rPr>
             <m:t xml:space="preserve">Min </m:t>
@@ -4449,6 +4528,7 @@
                   <w:i/>
                   <w:sz w:val="22"/>
                   <w:szCs w:val="22"/>
+                  <w:highlight w:val="cyan"/>
                   <w:lang w:val="en-GB"/>
                 </w:rPr>
               </m:ctrlPr>
@@ -4462,6 +4542,7 @@
                       <w:i/>
                       <w:sz w:val="22"/>
                       <w:szCs w:val="22"/>
+                      <w:highlight w:val="cyan"/>
                       <w:lang w:val="en-GB"/>
                     </w:rPr>
                   </m:ctrlPr>
@@ -4475,6 +4556,7 @@
                       <w:rFonts w:ascii="Cambria Math" w:hAnsi="Cambria Math"/>
                       <w:sz w:val="22"/>
                       <w:szCs w:val="22"/>
+                      <w:highlight w:val="cyan"/>
                       <w:lang w:val="en-GB"/>
                     </w:rPr>
                     <m:t>max</m:t>
@@ -4486,6 +4568,7 @@
                       <w:rFonts w:ascii="Cambria Math" w:hAnsi="Cambria Math"/>
                       <w:sz w:val="22"/>
                       <w:szCs w:val="22"/>
+                      <w:highlight w:val="cyan"/>
                       <w:lang w:val="en-GB"/>
                     </w:rPr>
                     <m:t>1≤i≤n</m:t>
@@ -4503,6 +4586,7 @@
                       <w:i/>
                       <w:sz w:val="22"/>
                       <w:szCs w:val="22"/>
+                      <w:highlight w:val="cyan"/>
                       <w:lang w:val="en-GB"/>
                     </w:rPr>
                   </m:ctrlPr>
@@ -4513,6 +4597,7 @@
                       <w:rFonts w:ascii="Cambria Math" w:hAnsi="Cambria Math"/>
                       <w:sz w:val="22"/>
                       <w:szCs w:val="22"/>
+                      <w:highlight w:val="cyan"/>
                       <w:lang w:val="en-GB"/>
                     </w:rPr>
                     <m:t>j=1</m:t>
@@ -4527,6 +4612,7 @@
                       <w:rFonts w:ascii="Cambria Math" w:hAnsi="Cambria Math"/>
                       <w:sz w:val="22"/>
                       <w:szCs w:val="22"/>
+                      <w:highlight w:val="cyan"/>
                       <w:lang w:val="en-GB"/>
                     </w:rPr>
                     <m:t>l</m:t>
@@ -4543,6 +4629,7 @@
                           <w:i/>
                           <w:sz w:val="22"/>
                           <w:szCs w:val="22"/>
+                          <w:highlight w:val="cyan"/>
                           <w:lang w:val="en-GB"/>
                         </w:rPr>
                       </m:ctrlPr>
@@ -4556,6 +4643,7 @@
                               <w:i/>
                               <w:sz w:val="22"/>
                               <w:szCs w:val="22"/>
+                              <w:highlight w:val="cyan"/>
                               <w:lang w:val="en-GB"/>
                             </w:rPr>
                           </m:ctrlPr>
@@ -4566,6 +4654,7 @@
                               <w:rFonts w:ascii="Cambria Math" w:hAnsi="Cambria Math"/>
                               <w:sz w:val="22"/>
                               <w:szCs w:val="22"/>
+                              <w:highlight w:val="cyan"/>
                               <w:lang w:val="en-GB"/>
                             </w:rPr>
                             <m:t>W</m:t>
@@ -4578,6 +4667,7 @@
                                   <w:i/>
                                   <w:sz w:val="22"/>
                                   <w:szCs w:val="22"/>
+                                  <w:highlight w:val="cyan"/>
                                   <w:lang w:val="en-GB"/>
                                 </w:rPr>
                               </m:ctrlPr>
@@ -4591,6 +4681,7 @@
                                       <w:i/>
                                       <w:sz w:val="22"/>
                                       <w:szCs w:val="22"/>
+                                      <w:highlight w:val="cyan"/>
                                       <w:lang w:val="en-GB"/>
                                     </w:rPr>
                                   </m:ctrlPr>
@@ -4601,6 +4692,7 @@
                                       <w:rFonts w:ascii="Cambria Math" w:hAnsi="Cambria Math"/>
                                       <w:sz w:val="22"/>
                                       <w:szCs w:val="22"/>
+                                      <w:highlight w:val="cyan"/>
                                       <w:lang w:val="en-GB"/>
                                     </w:rPr>
                                     <m:t>S</m:t>
@@ -4612,6 +4704,7 @@
                                       <w:rFonts w:ascii="Cambria Math" w:hAnsi="Cambria Math"/>
                                       <w:sz w:val="22"/>
                                       <w:szCs w:val="22"/>
+                                      <w:highlight w:val="cyan"/>
                                       <w:lang w:val="en-GB"/>
                                     </w:rPr>
                                     <m:t>i</m:t>
@@ -4623,6 +4716,7 @@
                                   <w:rFonts w:ascii="Cambria Math" w:hAnsi="Cambria Math"/>
                                   <w:sz w:val="22"/>
                                   <w:szCs w:val="22"/>
+                                  <w:highlight w:val="cyan"/>
                                   <w:lang w:val="en-GB"/>
                                 </w:rPr>
                                 <m:t>,</m:t>
@@ -4635,6 +4729,7 @@
                                       <w:i/>
                                       <w:sz w:val="22"/>
                                       <w:szCs w:val="22"/>
+                                      <w:highlight w:val="cyan"/>
                                       <w:lang w:val="en-GB"/>
                                     </w:rPr>
                                   </m:ctrlPr>
@@ -4645,6 +4740,7 @@
                                       <w:rFonts w:ascii="Cambria Math" w:hAnsi="Cambria Math"/>
                                       <w:sz w:val="22"/>
                                       <w:szCs w:val="22"/>
+                                      <w:highlight w:val="cyan"/>
                                       <w:lang w:val="en-GB"/>
                                     </w:rPr>
                                     <m:t>C</m:t>
@@ -4656,6 +4752,7 @@
                                       <w:rFonts w:ascii="Cambria Math" w:hAnsi="Cambria Math"/>
                                       <w:sz w:val="22"/>
                                       <w:szCs w:val="22"/>
+                                      <w:highlight w:val="cyan"/>
                                       <w:lang w:val="en-GB"/>
                                     </w:rPr>
                                     <m:t>j</m:t>
@@ -4671,6 +4768,7 @@
                               <w:rFonts w:ascii="Cambria Math" w:hAnsi="Cambria Math"/>
                               <w:sz w:val="22"/>
                               <w:szCs w:val="22"/>
+                              <w:highlight w:val="cyan"/>
                               <w:lang w:val="en-GB"/>
                             </w:rPr>
                             <m:t>W</m:t>
@@ -4683,6 +4781,7 @@
                                   <w:i/>
                                   <w:sz w:val="22"/>
                                   <w:szCs w:val="22"/>
+                                  <w:highlight w:val="cyan"/>
                                   <w:lang w:val="en-GB"/>
                                 </w:rPr>
                               </m:ctrlPr>
@@ -4696,6 +4795,7 @@
                                       <w:i/>
                                       <w:sz w:val="22"/>
                                       <w:szCs w:val="22"/>
+                                      <w:highlight w:val="cyan"/>
                                       <w:lang w:val="en-GB"/>
                                     </w:rPr>
                                   </m:ctrlPr>
@@ -4706,6 +4806,7 @@
                                       <w:rFonts w:ascii="Cambria Math" w:hAnsi="Cambria Math"/>
                                       <w:sz w:val="22"/>
                                       <w:szCs w:val="22"/>
+                                      <w:highlight w:val="cyan"/>
                                       <w:lang w:val="en-GB"/>
                                     </w:rPr>
                                     <m:t>S</m:t>
@@ -4717,6 +4818,7 @@
                                       <w:rFonts w:ascii="Cambria Math" w:hAnsi="Cambria Math"/>
                                       <w:sz w:val="22"/>
                                       <w:szCs w:val="22"/>
+                                      <w:highlight w:val="cyan"/>
                                       <w:lang w:val="en-GB"/>
                                     </w:rPr>
                                     <m:t>i</m:t>
@@ -4732,6 +4834,7 @@
                           <w:rFonts w:ascii="Cambria Math" w:hAnsi="Cambria Math"/>
                           <w:sz w:val="22"/>
                           <w:szCs w:val="22"/>
+                          <w:highlight w:val="cyan"/>
                           <w:lang w:val="en-GB"/>
                         </w:rPr>
                         <m:t>-</m:t>
@@ -4744,6 +4847,7 @@
                               <w:i/>
                               <w:sz w:val="22"/>
                               <w:szCs w:val="22"/>
+                              <w:highlight w:val="cyan"/>
                               <w:lang w:val="en-GB"/>
                             </w:rPr>
                           </m:ctrlPr>
@@ -4757,6 +4861,7 @@
                                   <w:i/>
                                   <w:sz w:val="22"/>
                                   <w:szCs w:val="22"/>
+                                  <w:highlight w:val="cyan"/>
                                   <w:lang w:val="en-GB"/>
                                 </w:rPr>
                               </m:ctrlPr>
@@ -4767,6 +4872,7 @@
                                   <w:rFonts w:ascii="Cambria Math" w:hAnsi="Cambria Math"/>
                                   <w:sz w:val="22"/>
                                   <w:szCs w:val="22"/>
+                                  <w:highlight w:val="cyan"/>
                                   <w:lang w:val="en-GB"/>
                                 </w:rPr>
                                 <m:t>p</m:t>
@@ -4778,6 +4884,7 @@
                                   <w:rFonts w:ascii="Cambria Math" w:hAnsi="Cambria Math"/>
                                   <w:sz w:val="22"/>
                                   <w:szCs w:val="22"/>
+                                  <w:highlight w:val="cyan"/>
                                   <w:lang w:val="en-GB"/>
                                 </w:rPr>
                                 <m:t>j</m:t>
@@ -4791,6 +4898,7 @@
                               <w:rFonts w:ascii="Cambria Math" w:hAnsi="Cambria Math"/>
                               <w:sz w:val="22"/>
                               <w:szCs w:val="22"/>
+                              <w:highlight w:val="cyan"/>
                               <w:lang w:val="en-GB"/>
                             </w:rPr>
                             <m:t>100</m:t>
@@ -4852,8 +4960,14 @@
     <w:p>
       <w:pPr>
         <w:pStyle w:val="optionalObjectives"/>
-      </w:pPr>
-      <w:r>
+        <w:rPr>
+          <w:highlight w:val="cyan"/>
+        </w:rPr>
+      </w:pPr>
+      <w:r>
+        <w:rPr>
+          <w:highlight w:val="cyan"/>
+        </w:rPr>
         <w:t>Single Class Snakes</w:t>
       </w:r>
     </w:p>
@@ -4873,6 +4987,7 @@
           <w:rFonts w:ascii="Cambria Math" w:hAnsi="Cambria Math"/>
           <w:sz w:val="22"/>
           <w:szCs w:val="22"/>
+          <w:highlight w:val="cyan"/>
           <w:lang w:val="en-GB"/>
         </w:rPr>
         <w:t>Using the class assignment of shifts the user may specify that each snake contains only shifts of one class. This does not necessarily insure that different snakes contain shifts of different classes. Hence, the number of snakes has to be at least the number of classes.</w:t>
@@ -4913,7 +5028,47 @@
           <w:szCs w:val="22"/>
           <w:lang w:val="en-GB"/>
         </w:rPr>
-        <w:t xml:space="preserve">Additionally the user may require an automatic generation of </w:t>
+        <w:t xml:space="preserve">Additionally the user may require an </w:t>
+      </w:r>
+      <w:r>
+        <w:rPr>
+          <w:rFonts w:ascii="Cambria Math" w:hAnsi="Cambria Math"/>
+          <w:b/>
+          <w:bCs/>
+          <w:sz w:val="22"/>
+          <w:szCs w:val="22"/>
+          <w:lang w:val="en-GB"/>
+        </w:rPr>
+        <w:t>automatic</w:t>
+      </w:r>
+      <w:r>
+        <w:rPr>
+          <w:rFonts w:ascii="Cambria Math" w:hAnsi="Cambria Math"/>
+          <w:sz w:val="22"/>
+          <w:szCs w:val="22"/>
+          <w:lang w:val="en-GB"/>
+        </w:rPr>
+        <w:t xml:space="preserve"> </w:t>
+      </w:r>
+      <w:r>
+        <w:rPr>
+          <w:rFonts w:ascii="Cambria Math" w:hAnsi="Cambria Math"/>
+          <w:b/>
+          <w:bCs/>
+          <w:sz w:val="22"/>
+          <w:szCs w:val="22"/>
+          <w:lang w:val="en-GB"/>
+        </w:rPr>
+        <w:t>generation of</w:t>
+      </w:r>
+      <w:r>
+        <w:rPr>
+          <w:rFonts w:ascii="Cambria Math" w:hAnsi="Cambria Math"/>
+          <w:sz w:val="22"/>
+          <w:szCs w:val="22"/>
+          <w:lang w:val="en-GB"/>
+        </w:rPr>
+        <w:t xml:space="preserve"> </w:t>
       </w:r>
       <w:r>
         <w:rPr>
@@ -5010,13 +5165,24 @@
           <w:szCs w:val="22"/>
           <w:lang w:val="en-GB"/>
         </w:rPr>
-        <w:t xml:space="preserve"> people are needed for this shift on every Monday. Moreover assume that the average percentage of people absent from work is about 20</w:t>
-      </w:r>
-      <w:r>
-        <w:rPr>
-          <w:rFonts w:ascii="Cambria Math" w:hAnsi="Cambria Math"/>
-          <w:sz w:val="22"/>
-          <w:szCs w:val="22"/>
+        <w:t xml:space="preserve"> people are needed for this shift on every Monday. </w:t>
+      </w:r>
+      <w:r>
+        <w:rPr>
+          <w:rFonts w:ascii="Cambria Math" w:hAnsi="Cambria Math"/>
+          <w:sz w:val="22"/>
+          <w:szCs w:val="22"/>
+          <w:highlight w:val="cyan"/>
+          <w:lang w:val="en-GB"/>
+        </w:rPr>
+        <w:t>Moreover assume that the average percentage of people absent from work is about 20</w:t>
+      </w:r>
+      <w:r>
+        <w:rPr>
+          <w:rFonts w:ascii="Cambria Math" w:hAnsi="Cambria Math"/>
+          <w:sz w:val="22"/>
+          <w:szCs w:val="22"/>
+          <w:highlight w:val="cyan"/>
           <w:lang w:val="en-GB"/>
         </w:rPr>
         <w:t> </w:t>
@@ -5026,6 +5192,7 @@
           <w:rFonts w:ascii="Cambria Math" w:hAnsi="Cambria Math"/>
           <w:sz w:val="22"/>
           <w:szCs w:val="22"/>
+          <w:highlight w:val="cyan"/>
           <w:lang w:val="en-GB"/>
         </w:rPr>
         <w:t>% then the system immediately calculates on a larger amount of</w:t>
@@ -5035,6 +5202,7 @@
           <w:rFonts w:ascii="Cambria Math" w:hAnsi="Cambria Math"/>
           <w:sz w:val="22"/>
           <w:szCs w:val="22"/>
+          <w:highlight w:val="cyan"/>
           <w:lang w:val="en-GB"/>
         </w:rPr>
         <w:t xml:space="preserve"> </w:t>
@@ -5044,6 +5212,7 @@
           <w:rFonts w:ascii="Cambria Math" w:hAnsi="Cambria Math"/>
           <w:sz w:val="22"/>
           <w:szCs w:val="22"/>
+          <w:highlight w:val="cyan"/>
           <w:lang w:val="en-GB"/>
         </w:rPr>
         <w:t xml:space="preserve">people for shift </w:t>
@@ -5055,6 +5224,7 @@
           <w:iCs/>
           <w:sz w:val="22"/>
           <w:szCs w:val="22"/>
+          <w:highlight w:val="cyan"/>
           <w:lang w:val="en-GB"/>
         </w:rPr>
         <w:t>s</w:t>
@@ -5064,6 +5234,7 @@
           <w:rFonts w:ascii="Cambria Math" w:hAnsi="Cambria Math"/>
           <w:sz w:val="22"/>
           <w:szCs w:val="22"/>
+          <w:highlight w:val="cyan"/>
           <w:lang w:val="en-GB"/>
         </w:rPr>
         <w:t xml:space="preserve">. The calculation considers </w:t>
@@ -5079,6 +5250,7 @@
                 <w:i/>
                 <w:sz w:val="22"/>
                 <w:szCs w:val="22"/>
+                <w:highlight w:val="cyan"/>
                 <w:lang w:val="en-GB"/>
               </w:rPr>
             </m:ctrlPr>
@@ -5089,6 +5261,7 @@
                 <w:rFonts w:ascii="Cambria Math" w:hAnsi="Cambria Math"/>
                 <w:sz w:val="22"/>
                 <w:szCs w:val="22"/>
+                <w:highlight w:val="cyan"/>
                 <w:lang w:val="en-GB"/>
               </w:rPr>
               <m:t>1.2m</m:t>
@@ -5101,6 +5274,7 @@
           <w:rFonts w:ascii="Cambria Math" w:hAnsi="Cambria Math"/>
           <w:sz w:val="22"/>
           <w:szCs w:val="22"/>
+          <w:highlight w:val="cyan"/>
           <w:lang w:val="en-GB"/>
         </w:rPr>
         <w:t xml:space="preserve"> workers for the Monday shift </w:t>
@@ -5112,6 +5286,7 @@
           <w:iCs/>
           <w:sz w:val="22"/>
           <w:szCs w:val="22"/>
+          <w:highlight w:val="cyan"/>
           <w:lang w:val="en-GB"/>
         </w:rPr>
         <w:t>s</w:t>
@@ -5121,9 +5296,19 @@
           <w:rFonts w:ascii="Cambria Math" w:hAnsi="Cambria Math"/>
           <w:sz w:val="22"/>
           <w:szCs w:val="22"/>
-          <w:lang w:val="en-GB"/>
-        </w:rPr>
-        <w:t xml:space="preserve">. </w:t>
+          <w:highlight w:val="cyan"/>
+          <w:lang w:val="en-GB"/>
+        </w:rPr>
+        <w:t>.</w:t>
+      </w:r>
+      <w:r>
+        <w:rPr>
+          <w:rFonts w:ascii="Cambria Math" w:hAnsi="Cambria Math"/>
+          <w:sz w:val="22"/>
+          <w:szCs w:val="22"/>
+          <w:lang w:val="en-GB"/>
+        </w:rPr>
+        <w:t xml:space="preserve"> </w:t>
       </w:r>
     </w:p>
     <w:p>
